--- a/ky/wisdom-stories/grocery-shop-and-the-supermarket.docx
+++ b/ky/wisdom-stories/grocery-shop-and-the-supermarket.docx
@@ -39,7 +39,7 @@
           <w:sz w:val="22"/>
           <w:lang w:val="ky-KG"/>
         </w:rPr>
-        <w:t>Конушубузда бир кары аялдын чакан дүкөнү бар эле. Күндөрдүн биринде анын маңдайына супермаркет ачылды. Экөө тең дүкөнүнүн алдындагы тактага азык-түлүктүн баасын жазып иле башташты. Супермаркет «Сары май — 70 сом» деп жазганда, аял «Бизде сары май — 60 сом» деген жарыя илди. Эртеси супермаркет «Сары май — 50 сом» деп жарыялады; эжеке да дароо тактасын «Бизде сары май — 40 сом» деп өзгөрттү.</w:t>
+        <w:t>Конушубузда бир кары аялдын азык-түлүк дүкөнү бар эле. Күндөрдүн биринде анын маңдайына супермаркет ачылды. Экөө тең дүкөнүнүн алдындагы тактага азык-түлүктүн баасын жазып иле башташты. Супермаркет «Сары май — 70 манат» деп жазганда, аял «Бизде сары май — 60 манат» деген жарыя илди. Эртеси супермаркет «Сары май — 50 манат» деп жарыялады; эжеке да дароо тактасын «Бизде сары май — 40 манат» деп өзгөрттү.</w:t>
       </w:r>
     </w:p>
     <w:p>
@@ -129,7 +129,7 @@
           <w:sz w:val="22"/>
           <w:lang w:val="ky-KG"/>
         </w:rPr>
-        <w:t>Сабак: Өз пайдасын гана эмес, элдин керегин да ойлогон адамдын пейили кең. Жакшылыктын баркы алганынан эмес, бергенинен билинет.</w:t>
+        <w:t>Сабак: «Эмне таптым?» эмес, «кимге пайдам тийди?» деген суроо менен жашаган адам башка. Пайда көздөбөй берген адам чынында эң көп уткан адам.</w:t>
       </w:r>
     </w:p>
     <w:p>
@@ -148,7 +148,7 @@
           <w:sz w:val="18"/>
           <w:lang w:val="ky-KG"/>
         </w:rPr>
-        <w:t>Окуя ачык интернет булактарынан алынды.</w:t>
+        <w:t>Аңгемелер ачык интернет булактарынан алынган, иллюстрациялар болсо ЖИ менен түзүлгөн.</w:t>
       </w:r>
     </w:p>
     <w:sectPr>
